--- a/docgen/機能一覧書_仕様書.docx
+++ b/docgen/機能一覧書_仕様書.docx
@@ -419,6 +419,80 @@
           </w:p>
         </w:tc>
       </w:tr>
+      <w:tr>
+        <w:tc>
+          <w:tcPr>
+            <w:tcW w:type="dxa" w:w="1400"/>
+            <w:tcMar>
+              <w:top w:type="dxa" w:w="80"/>
+              <w:left w:type="dxa" w:w="100"/>
+              <w:bottom w:type="dxa" w:w="80"/>
+              <w:right w:type="dxa" w:w="100"/>
+            </w:tcMar>
+            <w:vAlign w:val="center"/>
+          </w:tcPr>
+          <w:p>
+            <w:r>
+              <w:rPr>
+                <w:b w:val="false"/>
+                <w:bCs w:val="false"/>
+                <w:color w:val="000000"/>
+                <w:sz w:val="18"/>
+                <w:szCs w:val="18"/>
+              </w:rPr>
+              <w:t xml:space="preserve">v1.2</w:t>
+            </w:r>
+          </w:p>
+        </w:tc>
+        <w:tc>
+          <w:tcPr>
+            <w:tcW w:type="dxa" w:w="2200"/>
+            <w:tcMar>
+              <w:top w:type="dxa" w:w="80"/>
+              <w:left w:type="dxa" w:w="100"/>
+              <w:bottom w:type="dxa" w:w="80"/>
+              <w:right w:type="dxa" w:w="100"/>
+            </w:tcMar>
+            <w:vAlign w:val="center"/>
+          </w:tcPr>
+          <w:p>
+            <w:r>
+              <w:rPr>
+                <w:b w:val="false"/>
+                <w:bCs w:val="false"/>
+                <w:color w:val="000000"/>
+                <w:sz w:val="18"/>
+                <w:szCs w:val="18"/>
+              </w:rPr>
+              <w:t xml:space="preserve">2026年8月</w:t>
+            </w:r>
+          </w:p>
+        </w:tc>
+        <w:tc>
+          <w:tcPr>
+            <w:tcW w:type="dxa" w:w="6800"/>
+            <w:tcMar>
+              <w:top w:type="dxa" w:w="80"/>
+              <w:left w:type="dxa" w:w="100"/>
+              <w:bottom w:type="dxa" w:w="80"/>
+              <w:right w:type="dxa" w:w="100"/>
+            </w:tcMar>
+            <w:vAlign w:val="center"/>
+          </w:tcPr>
+          <w:p>
+            <w:r>
+              <w:rPr>
+                <w:b w:val="false"/>
+                <w:bCs w:val="false"/>
+                <w:color w:val="000000"/>
+                <w:sz w:val="18"/>
+                <w:szCs w:val="18"/>
+              </w:rPr>
+              <w:t xml:space="preserve">Googleアカウントログイン・2段階認証(TOTP)を追加</w:t>
+            </w:r>
+          </w:p>
+        </w:tc>
+      </w:tr>
     </w:tbl>
     <w:p>
       <w:r>
@@ -2081,6 +2155,32 @@
           <w:sz w:val="20"/>
           <w:szCs w:val="20"/>
         </w:rPr>
+        <w:t xml:space="preserve">・Googleアカウントによるログイン/登録(サーバー主導のOAuth 2.0 Authorization Codeフロー)。同じメールアドレスの既存アカウントがあれば自動的に連携する</w:t>
+      </w:r>
+    </w:p>
+    <w:p>
+      <w:pPr>
+        <w:spacing w:after="60"/>
+        <w:ind w:left="300"/>
+      </w:pPr>
+      <w:r>
+        <w:rPr>
+          <w:sz w:val="20"/>
+          <w:szCs w:val="20"/>
+        </w:rPr>
+        <w:t xml:space="preserve">・2段階認証(TOTP): 認証アプリ(Google Authenticator等)で生成する6桁コードによるログイン時の追加確認。登録直後に設定を案内(スキップ可)し、マイページからいつでも有効化/無効化できる。認証アプリが使えない場合のバックアップコード(1回限り使用、8個発行)にも対応</w:t>
+      </w:r>
+    </w:p>
+    <w:p>
+      <w:pPr>
+        <w:spacing w:after="60"/>
+        <w:ind w:left="300"/>
+      </w:pPr>
+      <w:r>
+        <w:rPr>
+          <w:sz w:val="20"/>
+          <w:szCs w:val="20"/>
+        </w:rPr>
         <w:t xml:space="preserve">・セッションは30日間有効。次回アクセス時は前回開いていたチームへ自動的に入る</w:t>
       </w:r>
     </w:p>
@@ -3997,6 +4097,19 @@
           <w:szCs w:val="20"/>
         </w:rPr>
         <w:t xml:space="preserve">・遅刻・休憩未取得の自動プッシュ通知(現状はCommand Center上のアラート表示のみ)</w:t>
+      </w:r>
+    </w:p>
+    <w:p>
+      <w:pPr>
+        <w:spacing w:after="60"/>
+        <w:ind w:left="300"/>
+      </w:pPr>
+      <w:r>
+        <w:rPr>
+          <w:sz w:val="20"/>
+          <w:szCs w:val="20"/>
+        </w:rPr>
+        <w:t xml:space="preserve">・Apple(iCloud)アカウントでのログイン(Sign in with Apple)。Apple Developer Programへの加入後に対応予定</w:t>
       </w:r>
     </w:p>
     <w:sectPr>
